--- a/zht/docx/57.content.docx
+++ b/zht/docx/57.content.docx
@@ -28,22 +28,6 @@
       </w:r>
     </w:p>
     <w:p>
-      <w:pPr>
-        <w:pStyle w:val="Heading2"/>
-      </w:pPr>
-      <w:r>
-        <w:rPr>
-          <w:lang w:val="zh_TW" w:bidi="zh_TW"/>
-        </w:rPr>
-        <w:t>License Information</w:t>
-      </w:r>
-      <w:r>
-        <w:rPr>
-          <w:lang w:val="zh_TW" w:bidi="zh_TW"/>
-        </w:rPr>
-      </w:r>
-    </w:p>
-    <w:p>
       <w:pPr/>
       <w:r>
         <w:rPr>
@@ -55,19 +39,21 @@
           <w:b/>
           <w:lang w:val="zh_TW" w:bidi="zh_TW"/>
         </w:rPr>
-        <w:t>研讀筆記 (Tyndale)</w:t>
-      </w:r>
-      <w:r>
-        <w:rPr>
-          <w:lang w:val="zh_TW" w:bidi="zh_TW"/>
-        </w:rPr>
-        <w:t xml:space="preserve"> (Chinese (Traditional)) is based on</w:t>
-      </w:r>
-      <w:r>
-        <w:rPr>
-          <w:lang w:val="zh_TW" w:bidi="zh_TW"/>
-        </w:rPr>
-        <w:t xml:space="preserve">: </w:t>
+        <w:t>Aquifer Open Study Notes</w:t>
+      </w:r>
+    </w:p>
+    <w:p>
+      <w:pPr/>
+      <w:r>
+        <w:rPr>
+          <w:lang w:val="zh_TW" w:bidi="zh_TW"/>
+        </w:rPr>
+      </w:r>
+      <w:r>
+        <w:rPr>
+          <w:lang w:val="zh_TW" w:bidi="zh_TW"/>
+        </w:rPr>
+        <w:t xml:space="preserve">This work is an adaptation of </w:t>
       </w:r>
       <w:r>
         <w:rPr>
@@ -79,48 +65,19 @@
         <w:rPr>
           <w:lang w:val="zh_TW" w:bidi="zh_TW"/>
         </w:rPr>
-        <w:t xml:space="preserve">, </w:t>
-      </w:r>
-      <w:hyperlink r:id="rId13">
-        <w:r>
-          <w:rPr>
-            <w:lang w:val="zh_TW" w:bidi="zh_TW"/>
-          </w:rPr>
-          <w:rPr>
-            <w:color w:val="0000EE"/>
-            <w:u w:val="single"/>
-          </w:rPr>
-          <w:t>Tyndale House Publishers</w:t>
-        </w:r>
-      </w:hyperlink>
-      <w:r>
-        <w:rPr>
-          <w:lang w:val="zh_TW" w:bidi="zh_TW"/>
-        </w:rPr>
-        <w:t xml:space="preserve">, 2019, which is licensed under a </w:t>
-      </w:r>
-      <w:hyperlink r:id="rId14">
-        <w:r>
-          <w:rPr>
-            <w:lang w:val="zh_TW" w:bidi="zh_TW"/>
-          </w:rPr>
-          <w:rPr>
-            <w:color w:val="0000EE"/>
-            <w:u w:val="single"/>
-          </w:rPr>
-          <w:t>CC BY-SA 4.0 license</w:t>
-        </w:r>
-      </w:hyperlink>
-      <w:r>
-        <w:rPr>
-          <w:lang w:val="zh_TW" w:bidi="zh_TW"/>
-        </w:rPr>
-        <w:t>.</w:t>
-      </w:r>
-      <w:r>
-        <w:rPr>
-          <w:lang w:val="zh_TW" w:bidi="zh_TW"/>
-        </w:rPr>
+        <w:t xml:space="preserve"> © 2023 Tyndale House Publishers, licensed under the CC BY-SA 4.0 license. The adaptation, </w:t>
+      </w:r>
+      <w:r>
+        <w:rPr>
+          <w:lang w:val="zh_TW" w:bidi="zh_TW"/>
+        </w:rPr>
+        <w:t>Aquifer Open Study Notes</w:t>
+      </w:r>
+      <w:r>
+        <w:rPr>
+          <w:lang w:val="zh_TW" w:bidi="zh_TW"/>
+        </w:rPr>
+        <w:t>, was created by Mission Mutual and is also licensed under CC BY-SA 4.0.</w:t>
       </w:r>
     </w:p>
     <w:p>
@@ -134,7 +91,7 @@
         <w:rPr>
           <w:lang w:val="zh_TW" w:bidi="zh_TW"/>
         </w:rPr>
-        <w:t>This PDF version is provided under the same license.</w:t>
+        <w:t>This resource has been adapted into multiple languages, including English, Tok Pisin, Arabic (عربي), French (Français), Hindi (हिंदी), Indonesian (Bahasa Indonesia), Portuguese (Português), Russian (Русский), Spanish (Español), Swahili (Kiswahili), and Simplified Chinese (简体中文).</w:t>
       </w:r>
       <w:r>
         <w:rPr>
@@ -492,7 +449,7 @@
         </w:rPr>
         <w:t>當兵的：基督的僕人參與在戰爭中，必須準備好在反對者面前堅定站立（</w:t>
       </w:r>
-      <w:hyperlink r:id="rId15">
+      <w:hyperlink r:id="rId13">
         <w:r>
           <w:rPr>
             <w:lang w:val="zh_TW" w:bidi="zh_TW"/>
@@ -528,7 +485,7 @@
         </w:rPr>
         <w:t>亞基布可能是腓利門的兒子（另於</w:t>
       </w:r>
-      <w:hyperlink r:id="rId16">
+      <w:hyperlink r:id="rId14">
         <w:r>
           <w:rPr>
             <w:lang w:val="zh_TW" w:bidi="zh_TW"/>
@@ -564,7 +521,7 @@
         </w:rPr>
         <w:t>在你家的教會：早期基督徒在私人住宅中聚會（另見</w:t>
       </w:r>
-      <w:hyperlink r:id="rId17">
+      <w:hyperlink r:id="rId15">
         <w:r>
           <w:rPr>
             <w:lang w:val="zh_TW" w:bidi="zh_TW"/>
@@ -582,7 +539,7 @@
         </w:rPr>
         <w:t>；</w:t>
       </w:r>
-      <w:hyperlink r:id="rId18">
+      <w:hyperlink r:id="rId16">
         <w:r>
           <w:rPr>
             <w:lang w:val="zh_TW" w:bidi="zh_TW"/>
@@ -600,7 +557,7 @@
         </w:rPr>
         <w:t>；</w:t>
       </w:r>
-      <w:hyperlink r:id="rId19">
+      <w:hyperlink r:id="rId17">
         <w:r>
           <w:rPr>
             <w:lang w:val="zh_TW" w:bidi="zh_TW"/>
@@ -670,7 +627,7 @@
         </w:rPr>
         <w:t>你們是複數形式，指的是</w:t>
       </w:r>
-      <w:hyperlink r:id="rId20">
+      <w:hyperlink r:id="rId18">
         <w:r>
           <w:rPr>
             <w:lang w:val="zh_TW" w:bidi="zh_TW"/>
@@ -706,7 +663,7 @@
         </w:rPr>
         <w:t>恩惠和平安分別代表傳統的希臘和希伯來問候語；恩惠和平安現在被理解為來自神的恩賜（參</w:t>
       </w:r>
-      <w:hyperlink r:id="rId21">
+      <w:hyperlink r:id="rId19">
         <w:r>
           <w:rPr>
             <w:lang w:val="zh_TW" w:bidi="zh_TW"/>
@@ -772,7 +729,7 @@
         </w:rPr>
         <w:t>在保羅的書信中，他常常為讀者們的信心和愛心感謝神，並提到他為他們禱告（</w:t>
       </w:r>
-      <w:hyperlink r:id="rId22">
+      <w:hyperlink r:id="rId20">
         <w:r>
           <w:rPr>
             <w:lang w:val="zh_TW" w:bidi="zh_TW"/>
@@ -790,7 +747,7 @@
         </w:rPr>
         <w:t>；</w:t>
       </w:r>
-      <w:hyperlink r:id="rId23">
+      <w:hyperlink r:id="rId21">
         <w:r>
           <w:rPr>
             <w:lang w:val="zh_TW" w:bidi="zh_TW"/>
@@ -808,7 +765,7 @@
         </w:rPr>
         <w:t>；</w:t>
       </w:r>
-      <w:hyperlink r:id="rId24">
+      <w:hyperlink r:id="rId22">
         <w:r>
           <w:rPr>
             <w:lang w:val="zh_TW" w:bidi="zh_TW"/>
@@ -826,7 +783,7 @@
         </w:rPr>
         <w:t>；對比</w:t>
       </w:r>
-      <w:hyperlink r:id="rId25">
+      <w:hyperlink r:id="rId23">
         <w:r>
           <w:rPr>
             <w:lang w:val="zh_TW" w:bidi="zh_TW"/>
@@ -940,7 +897,7 @@
         </w:rPr>
         <w:t>這節經文可以有不同的翻譯方式。保羅暗示了因著神對腓利門的恩典，腓利門應該仁慈對待阿尼西謀（參</w:t>
       </w:r>
-      <w:hyperlink r:id="rId26">
+      <w:hyperlink r:id="rId24">
         <w:r>
           <w:rPr>
             <w:lang w:val="zh_TW" w:bidi="zh_TW"/>
@@ -958,7 +915,7 @@
         </w:rPr>
         <w:t>、</w:t>
       </w:r>
-      <w:hyperlink r:id="rId27">
+      <w:hyperlink r:id="rId25">
         <w:r>
           <w:rPr>
             <w:lang w:val="zh_TW" w:bidi="zh_TW"/>
@@ -1028,7 +985,7 @@
         </w:rPr>
         <w:t>保羅向腓利門提出請求，是因腓利門是以仁慈和有愛心的人聞名（</w:t>
       </w:r>
-      <w:hyperlink r:id="rId28">
+      <w:hyperlink r:id="rId26">
         <w:r>
           <w:rPr>
             <w:lang w:val="zh_TW" w:bidi="zh_TW"/>
@@ -1229,7 +1186,7 @@
         </w:rPr>
         <w:t>都有益處：這可能是一個雙關語（參</w:t>
       </w:r>
-      <w:hyperlink r:id="rId29">
+      <w:hyperlink r:id="rId27">
         <w:r>
           <w:rPr>
             <w:lang w:val="zh_TW" w:bidi="zh_TW"/>
@@ -1307,7 +1264,7 @@
         </w:rPr>
         <w:t>保羅暗示他希望腓利門選擇釋放阿尼西謀，並讓他作為保羅的助手（另見</w:t>
       </w:r>
-      <w:hyperlink r:id="rId30">
+      <w:hyperlink r:id="rId28">
         <w:r>
           <w:rPr>
             <w:lang w:val="zh_TW" w:bidi="zh_TW"/>
@@ -1337,7 +1294,7 @@
         </w:rPr>
         <w:t>（</w:t>
       </w:r>
-      <w:hyperlink r:id="rId31">
+      <w:hyperlink r:id="rId29">
         <w:r>
           <w:rPr>
             <w:lang w:val="zh_TW" w:bidi="zh_TW"/>
@@ -1355,7 +1312,7 @@
         </w:rPr>
         <w:t>；</w:t>
       </w:r>
-      <w:hyperlink r:id="rId32">
+      <w:hyperlink r:id="rId30">
         <w:r>
           <w:rPr>
             <w:lang w:val="zh_TW" w:bidi="zh_TW"/>
@@ -1373,7 +1330,7 @@
         </w:rPr>
         <w:t>；</w:t>
       </w:r>
-      <w:hyperlink r:id="rId33">
+      <w:hyperlink r:id="rId31">
         <w:r>
           <w:rPr>
             <w:lang w:val="zh_TW" w:bidi="zh_TW"/>
@@ -1706,7 +1663,7 @@
         </w:rPr>
         <w:t>（參</w:t>
       </w:r>
-      <w:hyperlink r:id="rId34">
+      <w:hyperlink r:id="rId32">
         <w:r>
           <w:rPr>
             <w:lang w:val="zh_TW" w:bidi="zh_TW"/>
@@ -1797,7 +1754,7 @@
         </w:rPr>
         <w:t>；希臘文onaimēn（「恩惠，好處」）可能是以阿尼西謀名字而說的雙關語，因這個名字的意思是「有益的」（參</w:t>
       </w:r>
-      <w:hyperlink r:id="rId35">
+      <w:hyperlink r:id="rId33">
         <w:r>
           <w:rPr>
             <w:lang w:val="zh_TW" w:bidi="zh_TW"/>
@@ -1863,7 +1820,7 @@
         </w:rPr>
         <w:t>必過於：保羅可能是在暗示他希望看到阿尼西謀獲得釋放（參</w:t>
       </w:r>
-      <w:hyperlink r:id="rId36">
+      <w:hyperlink r:id="rId34">
         <w:r>
           <w:rPr>
             <w:lang w:val="zh_TW" w:bidi="zh_TW"/>
@@ -1995,7 +1952,7 @@
         </w:rPr>
         <w:t>以巴弗是歌羅西本地人，他是第一位將福音帶給腓利門和他的家人的人（</w:t>
       </w:r>
-      <w:hyperlink r:id="rId34">
+      <w:hyperlink r:id="rId32">
         <w:r>
           <w:rPr>
             <w:lang w:val="zh_TW" w:bidi="zh_TW"/>
@@ -2013,7 +1970,7 @@
         </w:rPr>
         <w:t>，</w:t>
       </w:r>
-      <w:hyperlink r:id="rId37">
+      <w:hyperlink r:id="rId35">
         <w:r>
           <w:rPr>
             <w:lang w:val="zh_TW" w:bidi="zh_TW"/>
@@ -2079,7 +2036,7 @@
         </w:rPr>
         <w:t>保羅通常以他人對收信人的問候和祝福來結束他的信件。參</w:t>
       </w:r>
-      <w:hyperlink r:id="rId38">
+      <w:hyperlink r:id="rId36">
         <w:r>
           <w:rPr>
             <w:lang w:val="zh_TW" w:bidi="zh_TW"/>
@@ -2155,7 +2112,7 @@
         </w:rPr>
         <w:t>（</w:t>
       </w:r>
-      <w:hyperlink r:id="rId39">
+      <w:hyperlink r:id="rId37">
         <w:r>
           <w:rPr>
             <w:lang w:val="zh_TW" w:bidi="zh_TW"/>
@@ -2173,7 +2130,7 @@
         </w:rPr>
         <w:t>、</w:t>
       </w:r>
-      <w:hyperlink r:id="rId40">
+      <w:hyperlink r:id="rId38">
         <w:r>
           <w:rPr>
             <w:lang w:val="zh_TW" w:bidi="zh_TW"/>
@@ -2263,7 +2220,7 @@
         </w:rPr>
         <w:t>亞里達古是保羅多年來忠實的同工（</w:t>
       </w:r>
-      <w:hyperlink r:id="rId41">
+      <w:hyperlink r:id="rId39">
         <w:r>
           <w:rPr>
             <w:lang w:val="zh_TW" w:bidi="zh_TW"/>
@@ -2281,7 +2238,7 @@
         </w:rPr>
         <w:t>，</w:t>
       </w:r>
-      <w:hyperlink r:id="rId42">
+      <w:hyperlink r:id="rId40">
         <w:r>
           <w:rPr>
             <w:lang w:val="zh_TW" w:bidi="zh_TW"/>
@@ -2299,7 +2256,7 @@
         </w:rPr>
         <w:t>，</w:t>
       </w:r>
-      <w:hyperlink r:id="rId43">
+      <w:hyperlink r:id="rId41">
         <w:r>
           <w:rPr>
             <w:lang w:val="zh_TW" w:bidi="zh_TW"/>
@@ -2335,7 +2292,7 @@
         </w:rPr>
         <w:t>底馬是一位同工，後來離棄了保羅（</w:t>
       </w:r>
-      <w:hyperlink r:id="rId44">
+      <w:hyperlink r:id="rId42">
         <w:r>
           <w:rPr>
             <w:lang w:val="zh_TW" w:bidi="zh_TW"/>

--- a/zht/docx/57.content.docx
+++ b/zht/docx/57.content.docx
@@ -163,13 +163,6 @@
         <w:rPr>
           <w:lang w:val="zh_TW" w:bidi="zh_TW"/>
         </w:rPr>
-      </w:r>
-      <w:r>
-        <w:rPr>
-          <w:i/>
-          <w:lang w:val="zh_TW" w:bidi="zh_TW"/>
-        </w:rPr>
-        <w:t>腓利門書 1:1, 腓利門書 1:1–3, 腓利門書 1:2, 腓利門書 1:3, 腓利門書 1:4–7, 腓利門書 1:5, 腓利門書 1:6, 腓利門書 1:8–9, 腓利門書 1:10, 腓利門書 1:11, 腓利門書 1:13–14, 腓利門書 1:15, 腓利門書 1:16, 腓利門書 1:18, 腓利門書 1:19, 腓利門書 1:20, 腓利門書 1:21, 腓利門書 1:22, 腓利門書 1:23, 腓利門書 1:23–25, 腓利門書 1:24</w:t>
       </w:r>
       <w:r>
         <w:rPr>

--- a/zht/docx/57.content.docx
+++ b/zht/docx/57.content.docx
@@ -150,19 +150,6 @@
           <w:lang w:val="zh_TW" w:bidi="zh_TW"/>
         </w:rPr>
         <w:t>PHM</w:t>
-      </w:r>
-      <w:r>
-        <w:rPr>
-          <w:lang w:val="zh_TW" w:bidi="zh_TW"/>
-        </w:rPr>
-      </w:r>
-    </w:p>
-    <w:p>
-      <w:pPr/>
-      <w:r>
-        <w:rPr>
-          <w:lang w:val="zh_TW" w:bidi="zh_TW"/>
-        </w:rPr>
       </w:r>
       <w:r>
         <w:rPr>

--- a/zht/docx/57.content.docx
+++ b/zht/docx/57.content.docx
@@ -19,7 +19,7 @@
         <w:rPr>
           <w:lang w:val="zh_TW" w:bidi="zh_TW"/>
         </w:rPr>
-        <w:t>Resource: 研讀筆記 (Tyndale)</w:t>
+        <w:t>Resource: Tyndale Open Study Notes</w:t>
       </w:r>
       <w:r>
         <w:rPr>
@@ -112,7 +112,7 @@
         <w:rPr>
           <w:lang w:val="zh_TW" w:bidi="zh_TW"/>
         </w:rPr>
-        <w:t>研讀筆記 (Tyndale)</w:t>
+        <w:t>Tyndale Open Study Notes</w:t>
       </w:r>
     </w:p>
     <w:p>

--- a/zht/docx/57.content.docx
+++ b/zht/docx/57.content.docx
@@ -19,7 +19,7 @@
         <w:rPr>
           <w:lang w:val="zh_TW" w:bidi="zh_TW"/>
         </w:rPr>
-        <w:t>Resource: Tyndale Open Study Notes</w:t>
+        <w:t>Resource: Aquifer Open Study Notes</w:t>
       </w:r>
       <w:r>
         <w:rPr>
@@ -112,7 +112,7 @@
         <w:rPr>
           <w:lang w:val="zh_TW" w:bidi="zh_TW"/>
         </w:rPr>
-        <w:t>Tyndale Open Study Notes</w:t>
+        <w:t>Aquifer Open Study Notes</w:t>
       </w:r>
     </w:p>
     <w:p>

--- a/zht/docx/57.content.docx
+++ b/zht/docx/57.content.docx
@@ -429,18 +429,12 @@
         </w:rPr>
         <w:t>當兵的：基督的僕人參與在戰爭中，必須準備好在反對者面前堅定站立（</w:t>
       </w:r>
-      <w:hyperlink r:id="rId13">
-        <w:r>
-          <w:rPr>
-            <w:lang w:val="zh_TW" w:bidi="zh_TW"/>
-          </w:rPr>
-          <w:rPr>
-            <w:color w:val="0000EE"/>
-            <w:u w:val="single"/>
-          </w:rPr>
-          <w:t>弗6:10–17</w:t>
-        </w:r>
-      </w:hyperlink>
+      <w:r>
+        <w:rPr>
+          <w:lang w:val="zh_TW" w:bidi="zh_TW"/>
+        </w:rPr>
+        <w:t>弗6:10–17</w:t>
+      </w:r>
       <w:r>
         <w:rPr>
           <w:lang w:val="zh_TW" w:bidi="zh_TW"/>
@@ -465,18 +459,12 @@
         </w:rPr>
         <w:t>亞基布可能是腓利門的兒子（另於</w:t>
       </w:r>
-      <w:hyperlink r:id="rId14">
-        <w:r>
-          <w:rPr>
-            <w:lang w:val="zh_TW" w:bidi="zh_TW"/>
-          </w:rPr>
-          <w:rPr>
-            <w:color w:val="0000EE"/>
-            <w:u w:val="single"/>
-          </w:rPr>
-          <w:t>西4:17</w:t>
-        </w:r>
-      </w:hyperlink>
+      <w:r>
+        <w:rPr>
+          <w:lang w:val="zh_TW" w:bidi="zh_TW"/>
+        </w:rPr>
+        <w:t>西4:17</w:t>
+      </w:r>
       <w:r>
         <w:rPr>
           <w:lang w:val="zh_TW" w:bidi="zh_TW"/>
@@ -501,54 +489,36 @@
         </w:rPr>
         <w:t>在你家的教會：早期基督徒在私人住宅中聚會（另見</w:t>
       </w:r>
-      <w:hyperlink r:id="rId15">
-        <w:r>
-          <w:rPr>
-            <w:lang w:val="zh_TW" w:bidi="zh_TW"/>
-          </w:rPr>
-          <w:rPr>
-            <w:color w:val="0000EE"/>
-            <w:u w:val="single"/>
-          </w:rPr>
-          <w:t>羅16:5</w:t>
-        </w:r>
-      </w:hyperlink>
+      <w:r>
+        <w:rPr>
+          <w:lang w:val="zh_TW" w:bidi="zh_TW"/>
+        </w:rPr>
+        <w:t>羅16:5</w:t>
+      </w:r>
       <w:r>
         <w:rPr>
           <w:lang w:val="zh_TW" w:bidi="zh_TW"/>
         </w:rPr>
         <w:t>；</w:t>
       </w:r>
-      <w:hyperlink r:id="rId16">
-        <w:r>
-          <w:rPr>
-            <w:lang w:val="zh_TW" w:bidi="zh_TW"/>
-          </w:rPr>
-          <w:rPr>
-            <w:color w:val="0000EE"/>
-            <w:u w:val="single"/>
-          </w:rPr>
-          <w:t>林前16:19</w:t>
-        </w:r>
-      </w:hyperlink>
+      <w:r>
+        <w:rPr>
+          <w:lang w:val="zh_TW" w:bidi="zh_TW"/>
+        </w:rPr>
+        <w:t>林前16:19</w:t>
+      </w:r>
       <w:r>
         <w:rPr>
           <w:lang w:val="zh_TW" w:bidi="zh_TW"/>
         </w:rPr>
         <w:t>；</w:t>
       </w:r>
-      <w:hyperlink r:id="rId17">
-        <w:r>
-          <w:rPr>
-            <w:lang w:val="zh_TW" w:bidi="zh_TW"/>
-          </w:rPr>
-          <w:rPr>
-            <w:color w:val="0000EE"/>
-            <w:u w:val="single"/>
-          </w:rPr>
-          <w:t>西4:15</w:t>
-        </w:r>
-      </w:hyperlink>
+      <w:r>
+        <w:rPr>
+          <w:lang w:val="zh_TW" w:bidi="zh_TW"/>
+        </w:rPr>
+        <w:t>西4:15</w:t>
+      </w:r>
       <w:r>
         <w:rPr>
           <w:lang w:val="zh_TW" w:bidi="zh_TW"/>
@@ -607,18 +577,12 @@
         </w:rPr>
         <w:t>你們是複數形式，指的是</w:t>
       </w:r>
-      <w:hyperlink r:id="rId18">
-        <w:r>
-          <w:rPr>
-            <w:lang w:val="zh_TW" w:bidi="zh_TW"/>
-          </w:rPr>
-          <w:rPr>
-            <w:color w:val="0000EE"/>
-            <w:u w:val="single"/>
-          </w:rPr>
-          <w:t>一章2節</w:t>
-        </w:r>
-      </w:hyperlink>
+      <w:r>
+        <w:rPr>
+          <w:lang w:val="zh_TW" w:bidi="zh_TW"/>
+        </w:rPr>
+        <w:t>一章2節</w:t>
+      </w:r>
       <w:r>
         <w:rPr>
           <w:lang w:val="zh_TW" w:bidi="zh_TW"/>
@@ -643,18 +607,12 @@
         </w:rPr>
         <w:t>恩惠和平安分別代表傳統的希臘和希伯來問候語；恩惠和平安現在被理解為來自神的恩賜（參</w:t>
       </w:r>
-      <w:hyperlink r:id="rId19">
-        <w:r>
-          <w:rPr>
-            <w:lang w:val="zh_TW" w:bidi="zh_TW"/>
-          </w:rPr>
-          <w:rPr>
-            <w:color w:val="0000EE"/>
-            <w:u w:val="single"/>
-          </w:rPr>
-          <w:t>羅5:1–2</w:t>
-        </w:r>
-      </w:hyperlink>
+      <w:r>
+        <w:rPr>
+          <w:lang w:val="zh_TW" w:bidi="zh_TW"/>
+        </w:rPr>
+        <w:t>羅5:1–2</w:t>
+      </w:r>
       <w:r>
         <w:rPr>
           <w:lang w:val="zh_TW" w:bidi="zh_TW"/>
@@ -709,72 +667,48 @@
         </w:rPr>
         <w:t>在保羅的書信中，他常常為讀者們的信心和愛心感謝神，並提到他為他們禱告（</w:t>
       </w:r>
-      <w:hyperlink r:id="rId20">
-        <w:r>
-          <w:rPr>
-            <w:lang w:val="zh_TW" w:bidi="zh_TW"/>
-          </w:rPr>
-          <w:rPr>
-            <w:color w:val="0000EE"/>
-            <w:u w:val="single"/>
-          </w:rPr>
-          <w:t>羅1:8–12</w:t>
-        </w:r>
-      </w:hyperlink>
+      <w:r>
+        <w:rPr>
+          <w:lang w:val="zh_TW" w:bidi="zh_TW"/>
+        </w:rPr>
+        <w:t>羅1:8–12</w:t>
+      </w:r>
       <w:r>
         <w:rPr>
           <w:lang w:val="zh_TW" w:bidi="zh_TW"/>
         </w:rPr>
         <w:t>；</w:t>
       </w:r>
-      <w:hyperlink r:id="rId21">
-        <w:r>
-          <w:rPr>
-            <w:lang w:val="zh_TW" w:bidi="zh_TW"/>
-          </w:rPr>
-          <w:rPr>
-            <w:color w:val="0000EE"/>
-            <w:u w:val="single"/>
-          </w:rPr>
-          <w:t>林前1:4–9</w:t>
-        </w:r>
-      </w:hyperlink>
+      <w:r>
+        <w:rPr>
+          <w:lang w:val="zh_TW" w:bidi="zh_TW"/>
+        </w:rPr>
+        <w:t>林前1:4–9</w:t>
+      </w:r>
       <w:r>
         <w:rPr>
           <w:lang w:val="zh_TW" w:bidi="zh_TW"/>
         </w:rPr>
         <w:t>；</w:t>
       </w:r>
-      <w:hyperlink r:id="rId22">
-        <w:r>
-          <w:rPr>
-            <w:lang w:val="zh_TW" w:bidi="zh_TW"/>
-          </w:rPr>
-          <w:rPr>
-            <w:color w:val="0000EE"/>
-            <w:u w:val="single"/>
-          </w:rPr>
-          <w:t>林後1:3–11</w:t>
-        </w:r>
-      </w:hyperlink>
+      <w:r>
+        <w:rPr>
+          <w:lang w:val="zh_TW" w:bidi="zh_TW"/>
+        </w:rPr>
+        <w:t>林後1:3–11</w:t>
+      </w:r>
       <w:r>
         <w:rPr>
           <w:lang w:val="zh_TW" w:bidi="zh_TW"/>
         </w:rPr>
         <w:t>；對比</w:t>
       </w:r>
-      <w:hyperlink r:id="rId23">
-        <w:r>
-          <w:rPr>
-            <w:lang w:val="zh_TW" w:bidi="zh_TW"/>
-          </w:rPr>
-          <w:rPr>
-            <w:color w:val="0000EE"/>
-            <w:u w:val="single"/>
-          </w:rPr>
-          <w:t>加1:6–10</w:t>
-        </w:r>
-      </w:hyperlink>
+      <w:r>
+        <w:rPr>
+          <w:lang w:val="zh_TW" w:bidi="zh_TW"/>
+        </w:rPr>
+        <w:t>加1:6–10</w:t>
+      </w:r>
       <w:r>
         <w:rPr>
           <w:lang w:val="zh_TW" w:bidi="zh_TW"/>
@@ -877,36 +811,24 @@
         </w:rPr>
         <w:t>這節經文可以有不同的翻譯方式。保羅暗示了因著神對腓利門的恩典，腓利門應該仁慈對待阿尼西謀（參</w:t>
       </w:r>
-      <w:hyperlink r:id="rId24">
-        <w:r>
-          <w:rPr>
-            <w:lang w:val="zh_TW" w:bidi="zh_TW"/>
-          </w:rPr>
-          <w:rPr>
-            <w:color w:val="0000EE"/>
-            <w:u w:val="single"/>
-          </w:rPr>
-          <w:t>1:10</w:t>
-        </w:r>
-      </w:hyperlink>
+      <w:r>
+        <w:rPr>
+          <w:lang w:val="zh_TW" w:bidi="zh_TW"/>
+        </w:rPr>
+        <w:t>1:10</w:t>
+      </w:r>
       <w:r>
         <w:rPr>
           <w:lang w:val="zh_TW" w:bidi="zh_TW"/>
         </w:rPr>
         <w:t>、</w:t>
       </w:r>
-      <w:hyperlink r:id="rId25">
-        <w:r>
-          <w:rPr>
-            <w:lang w:val="zh_TW" w:bidi="zh_TW"/>
-          </w:rPr>
-          <w:rPr>
-            <w:color w:val="0000EE"/>
-            <w:u w:val="single"/>
-          </w:rPr>
-          <w:t>17–19</w:t>
-        </w:r>
-      </w:hyperlink>
+      <w:r>
+        <w:rPr>
+          <w:lang w:val="zh_TW" w:bidi="zh_TW"/>
+        </w:rPr>
+        <w:t>17–19</w:t>
+      </w:r>
       <w:r>
         <w:rPr>
           <w:lang w:val="zh_TW" w:bidi="zh_TW"/>
@@ -965,18 +887,12 @@
         </w:rPr>
         <w:t>保羅向腓利門提出請求，是因腓利門是以仁慈和有愛心的人聞名（</w:t>
       </w:r>
-      <w:hyperlink r:id="rId26">
-        <w:r>
-          <w:rPr>
-            <w:lang w:val="zh_TW" w:bidi="zh_TW"/>
-          </w:rPr>
-          <w:rPr>
-            <w:color w:val="0000EE"/>
-            <w:u w:val="single"/>
-          </w:rPr>
-          <w:t>1:5–7</w:t>
-        </w:r>
-      </w:hyperlink>
+      <w:r>
+        <w:rPr>
+          <w:lang w:val="zh_TW" w:bidi="zh_TW"/>
+        </w:rPr>
+        <w:t>1:5–7</w:t>
+      </w:r>
       <w:r>
         <w:rPr>
           <w:lang w:val="zh_TW" w:bidi="zh_TW"/>
@@ -1166,18 +1082,12 @@
         </w:rPr>
         <w:t>都有益處：這可能是一個雙關語（參</w:t>
       </w:r>
-      <w:hyperlink r:id="rId27">
-        <w:r>
-          <w:rPr>
-            <w:lang w:val="zh_TW" w:bidi="zh_TW"/>
-          </w:rPr>
-          <w:rPr>
-            <w:color w:val="0000EE"/>
-            <w:u w:val="single"/>
-          </w:rPr>
-          <w:t>1:20</w:t>
-        </w:r>
-      </w:hyperlink>
+      <w:r>
+        <w:rPr>
+          <w:lang w:val="zh_TW" w:bidi="zh_TW"/>
+        </w:rPr>
+        <w:t>1:20</w:t>
+      </w:r>
       <w:r>
         <w:rPr>
           <w:lang w:val="zh_TW" w:bidi="zh_TW"/>
@@ -1244,18 +1154,12 @@
         </w:rPr>
         <w:t>保羅暗示他希望腓利門選擇釋放阿尼西謀，並讓他作為保羅的助手（另見</w:t>
       </w:r>
-      <w:hyperlink r:id="rId28">
-        <w:r>
-          <w:rPr>
-            <w:lang w:val="zh_TW" w:bidi="zh_TW"/>
-          </w:rPr>
-          <w:rPr>
-            <w:color w:val="0000EE"/>
-            <w:u w:val="single"/>
-          </w:rPr>
-          <w:t>1:21</w:t>
-        </w:r>
-      </w:hyperlink>
+      <w:r>
+        <w:rPr>
+          <w:lang w:val="zh_TW" w:bidi="zh_TW"/>
+        </w:rPr>
+        <w:t>1:21</w:t>
+      </w:r>
       <w:r>
         <w:rPr>
           <w:lang w:val="zh_TW" w:bidi="zh_TW"/>
@@ -1274,54 +1178,36 @@
         </w:rPr>
         <w:t>（</w:t>
       </w:r>
-      <w:hyperlink r:id="rId29">
-        <w:r>
-          <w:rPr>
-            <w:lang w:val="zh_TW" w:bidi="zh_TW"/>
-          </w:rPr>
-          <w:rPr>
-            <w:color w:val="0000EE"/>
-            <w:u w:val="single"/>
-          </w:rPr>
-          <w:t>羅12:1</w:t>
-        </w:r>
-      </w:hyperlink>
+      <w:r>
+        <w:rPr>
+          <w:lang w:val="zh_TW" w:bidi="zh_TW"/>
+        </w:rPr>
+        <w:t>羅12:1</w:t>
+      </w:r>
       <w:r>
         <w:rPr>
           <w:lang w:val="zh_TW" w:bidi="zh_TW"/>
         </w:rPr>
         <w:t>；</w:t>
       </w:r>
-      <w:hyperlink r:id="rId30">
-        <w:r>
-          <w:rPr>
-            <w:lang w:val="zh_TW" w:bidi="zh_TW"/>
-          </w:rPr>
-          <w:rPr>
-            <w:color w:val="0000EE"/>
-            <w:u w:val="single"/>
-          </w:rPr>
-          <w:t>弗4:1</w:t>
-        </w:r>
-      </w:hyperlink>
+      <w:r>
+        <w:rPr>
+          <w:lang w:val="zh_TW" w:bidi="zh_TW"/>
+        </w:rPr>
+        <w:t>弗4:1</w:t>
+      </w:r>
       <w:r>
         <w:rPr>
           <w:lang w:val="zh_TW" w:bidi="zh_TW"/>
         </w:rPr>
         <w:t>；</w:t>
       </w:r>
-      <w:hyperlink r:id="rId31">
-        <w:r>
-          <w:rPr>
-            <w:lang w:val="zh_TW" w:bidi="zh_TW"/>
-          </w:rPr>
-          <w:rPr>
-            <w:color w:val="0000EE"/>
-            <w:u w:val="single"/>
-          </w:rPr>
-          <w:t>西3:12–13</w:t>
-        </w:r>
-      </w:hyperlink>
+      <w:r>
+        <w:rPr>
+          <w:lang w:val="zh_TW" w:bidi="zh_TW"/>
+        </w:rPr>
+        <w:t>西3:12–13</w:t>
+      </w:r>
       <w:r>
         <w:rPr>
           <w:lang w:val="zh_TW" w:bidi="zh_TW"/>
@@ -1643,18 +1529,12 @@
         </w:rPr>
         <w:t>（參</w:t>
       </w:r>
-      <w:hyperlink r:id="rId32">
-        <w:r>
-          <w:rPr>
-            <w:lang w:val="zh_TW" w:bidi="zh_TW"/>
-          </w:rPr>
-          <w:rPr>
-            <w:color w:val="0000EE"/>
-            <w:u w:val="single"/>
-          </w:rPr>
-          <w:t>西1:7</w:t>
-        </w:r>
-      </w:hyperlink>
+      <w:r>
+        <w:rPr>
+          <w:lang w:val="zh_TW" w:bidi="zh_TW"/>
+        </w:rPr>
+        <w:t>西1:7</w:t>
+      </w:r>
       <w:r>
         <w:rPr>
           <w:lang w:val="zh_TW" w:bidi="zh_TW"/>
@@ -1734,18 +1614,12 @@
         </w:rPr>
         <w:t>；希臘文onaimēn（「恩惠，好處」）可能是以阿尼西謀名字而說的雙關語，因這個名字的意思是「有益的」（參</w:t>
       </w:r>
-      <w:hyperlink r:id="rId33">
-        <w:r>
-          <w:rPr>
-            <w:lang w:val="zh_TW" w:bidi="zh_TW"/>
-          </w:rPr>
-          <w:rPr>
-            <w:color w:val="0000EE"/>
-            <w:u w:val="single"/>
-          </w:rPr>
-          <w:t>1:11</w:t>
-        </w:r>
-      </w:hyperlink>
+      <w:r>
+        <w:rPr>
+          <w:lang w:val="zh_TW" w:bidi="zh_TW"/>
+        </w:rPr>
+        <w:t>1:11</w:t>
+      </w:r>
       <w:r>
         <w:rPr>
           <w:lang w:val="zh_TW" w:bidi="zh_TW"/>
@@ -1800,18 +1674,12 @@
         </w:rPr>
         <w:t>必過於：保羅可能是在暗示他希望看到阿尼西謀獲得釋放（參</w:t>
       </w:r>
-      <w:hyperlink r:id="rId34">
-        <w:r>
-          <w:rPr>
-            <w:lang w:val="zh_TW" w:bidi="zh_TW"/>
-          </w:rPr>
-          <w:rPr>
-            <w:color w:val="0000EE"/>
-            <w:u w:val="single"/>
-          </w:rPr>
-          <w:t>1:13–14</w:t>
-        </w:r>
-      </w:hyperlink>
+      <w:r>
+        <w:rPr>
+          <w:lang w:val="zh_TW" w:bidi="zh_TW"/>
+        </w:rPr>
+        <w:t>1:13–14</w:t>
+      </w:r>
       <w:r>
         <w:rPr>
           <w:lang w:val="zh_TW" w:bidi="zh_TW"/>
@@ -1932,36 +1800,24 @@
         </w:rPr>
         <w:t>以巴弗是歌羅西本地人，他是第一位將福音帶給腓利門和他的家人的人（</w:t>
       </w:r>
-      <w:hyperlink r:id="rId32">
-        <w:r>
-          <w:rPr>
-            <w:lang w:val="zh_TW" w:bidi="zh_TW"/>
-          </w:rPr>
-          <w:rPr>
-            <w:color w:val="0000EE"/>
-            <w:u w:val="single"/>
-          </w:rPr>
-          <w:t>西1:7</w:t>
-        </w:r>
-      </w:hyperlink>
+      <w:r>
+        <w:rPr>
+          <w:lang w:val="zh_TW" w:bidi="zh_TW"/>
+        </w:rPr>
+        <w:t>西1:7</w:t>
+      </w:r>
       <w:r>
         <w:rPr>
           <w:lang w:val="zh_TW" w:bidi="zh_TW"/>
         </w:rPr>
         <w:t>，</w:t>
       </w:r>
-      <w:hyperlink r:id="rId35">
-        <w:r>
-          <w:rPr>
-            <w:lang w:val="zh_TW" w:bidi="zh_TW"/>
-          </w:rPr>
-          <w:rPr>
-            <w:color w:val="0000EE"/>
-            <w:u w:val="single"/>
-          </w:rPr>
-          <w:t>4:12</w:t>
-        </w:r>
-      </w:hyperlink>
+      <w:r>
+        <w:rPr>
+          <w:lang w:val="zh_TW" w:bidi="zh_TW"/>
+        </w:rPr>
+        <w:t>4:12</w:t>
+      </w:r>
       <w:r>
         <w:rPr>
           <w:lang w:val="zh_TW" w:bidi="zh_TW"/>
@@ -2016,18 +1872,12 @@
         </w:rPr>
         <w:t>保羅通常以他人對收信人的問候和祝福來結束他的信件。參</w:t>
       </w:r>
-      <w:hyperlink r:id="rId36">
-        <w:r>
-          <w:rPr>
-            <w:lang w:val="zh_TW" w:bidi="zh_TW"/>
-          </w:rPr>
-          <w:rPr>
-            <w:color w:val="0000EE"/>
-            <w:u w:val="single"/>
-          </w:rPr>
-          <w:t>歌羅西書四章7至18節</w:t>
-        </w:r>
-      </w:hyperlink>
+      <w:r>
+        <w:rPr>
+          <w:lang w:val="zh_TW" w:bidi="zh_TW"/>
+        </w:rPr>
+        <w:t>歌羅西書四章7至18節</w:t>
+      </w:r>
       <w:r>
         <w:rPr>
           <w:lang w:val="zh_TW" w:bidi="zh_TW"/>
@@ -2092,36 +1942,24 @@
         </w:rPr>
         <w:t>（</w:t>
       </w:r>
-      <w:hyperlink r:id="rId37">
-        <w:r>
-          <w:rPr>
-            <w:lang w:val="zh_TW" w:bidi="zh_TW"/>
-          </w:rPr>
-          <w:rPr>
-            <w:color w:val="0000EE"/>
-            <w:u w:val="single"/>
-          </w:rPr>
-          <w:t>西4:10</w:t>
-        </w:r>
-      </w:hyperlink>
+      <w:r>
+        <w:rPr>
+          <w:lang w:val="zh_TW" w:bidi="zh_TW"/>
+        </w:rPr>
+        <w:t>西4:10</w:t>
+      </w:r>
       <w:r>
         <w:rPr>
           <w:lang w:val="zh_TW" w:bidi="zh_TW"/>
         </w:rPr>
         <w:t>、</w:t>
       </w:r>
-      <w:hyperlink r:id="rId38">
-        <w:r>
-          <w:rPr>
-            <w:lang w:val="zh_TW" w:bidi="zh_TW"/>
-          </w:rPr>
-          <w:rPr>
-            <w:color w:val="0000EE"/>
-            <w:u w:val="single"/>
-          </w:rPr>
-          <w:t>14</w:t>
-        </w:r>
-      </w:hyperlink>
+      <w:r>
+        <w:rPr>
+          <w:lang w:val="zh_TW" w:bidi="zh_TW"/>
+        </w:rPr>
+        <w:t>14</w:t>
+      </w:r>
       <w:r>
         <w:rPr>
           <w:lang w:val="zh_TW" w:bidi="zh_TW"/>
@@ -2200,54 +2038,36 @@
         </w:rPr>
         <w:t>亞里達古是保羅多年來忠實的同工（</w:t>
       </w:r>
-      <w:hyperlink r:id="rId39">
-        <w:r>
-          <w:rPr>
-            <w:lang w:val="zh_TW" w:bidi="zh_TW"/>
-          </w:rPr>
-          <w:rPr>
-            <w:color w:val="0000EE"/>
-            <w:u w:val="single"/>
-          </w:rPr>
-          <w:t>徒19:29</w:t>
-        </w:r>
-      </w:hyperlink>
+      <w:r>
+        <w:rPr>
+          <w:lang w:val="zh_TW" w:bidi="zh_TW"/>
+        </w:rPr>
+        <w:t>徒19:29</w:t>
+      </w:r>
       <w:r>
         <w:rPr>
           <w:lang w:val="zh_TW" w:bidi="zh_TW"/>
         </w:rPr>
         <w:t>，</w:t>
       </w:r>
-      <w:hyperlink r:id="rId40">
-        <w:r>
-          <w:rPr>
-            <w:lang w:val="zh_TW" w:bidi="zh_TW"/>
-          </w:rPr>
-          <w:rPr>
-            <w:color w:val="0000EE"/>
-            <w:u w:val="single"/>
-          </w:rPr>
-          <w:t>20:4</w:t>
-        </w:r>
-      </w:hyperlink>
+      <w:r>
+        <w:rPr>
+          <w:lang w:val="zh_TW" w:bidi="zh_TW"/>
+        </w:rPr>
+        <w:t>20:4</w:t>
+      </w:r>
       <w:r>
         <w:rPr>
           <w:lang w:val="zh_TW" w:bidi="zh_TW"/>
         </w:rPr>
         <w:t>，</w:t>
       </w:r>
-      <w:hyperlink r:id="rId41">
-        <w:r>
-          <w:rPr>
-            <w:lang w:val="zh_TW" w:bidi="zh_TW"/>
-          </w:rPr>
-          <w:rPr>
-            <w:color w:val="0000EE"/>
-            <w:u w:val="single"/>
-          </w:rPr>
-          <w:t>27:2</w:t>
-        </w:r>
-      </w:hyperlink>
+      <w:r>
+        <w:rPr>
+          <w:lang w:val="zh_TW" w:bidi="zh_TW"/>
+        </w:rPr>
+        <w:t>27:2</w:t>
+      </w:r>
       <w:r>
         <w:rPr>
           <w:lang w:val="zh_TW" w:bidi="zh_TW"/>
@@ -2272,18 +2092,12 @@
         </w:rPr>
         <w:t>底馬是一位同工，後來離棄了保羅（</w:t>
       </w:r>
-      <w:hyperlink r:id="rId42">
-        <w:r>
-          <w:rPr>
-            <w:lang w:val="zh_TW" w:bidi="zh_TW"/>
-          </w:rPr>
-          <w:rPr>
-            <w:color w:val="0000EE"/>
-            <w:u w:val="single"/>
-          </w:rPr>
-          <w:t>提後4:10</w:t>
-        </w:r>
-      </w:hyperlink>
+      <w:r>
+        <w:rPr>
+          <w:lang w:val="zh_TW" w:bidi="zh_TW"/>
+        </w:rPr>
+        <w:t>提後4:10</w:t>
+      </w:r>
       <w:r>
         <w:rPr>
           <w:lang w:val="zh_TW" w:bidi="zh_TW"/>
